--- a/reference.docx
+++ b/reference.docx
@@ -71,36 +71,53 @@
         <w:pStyle w:val="Heading1"/>
         <w:numPr>
           <w:ilvl w:val="0"/>
-          <w:numId w:val="0"/>
+          <w:numId w:val="1"/>
         </w:numPr>
-        <w:ind w:hanging="0" w:left="0"/>
-        <w:rPr/>
-      </w:pPr>
-      <w:r>
-        <w:rPr/>
-        <w:t>Heading 1</w:t>
+        <w:rPr/>
+      </w:pPr>
+      <w:r>
+        <w:rPr/>
+        <w:t xml:space="preserve">Heading 1 </w:t>
+      </w:r>
+      <w:r>
+        <w:rPr/>
+        <w:t>with hanging indent if the section heading is longer than one line</w:t>
       </w:r>
     </w:p>
     <w:p>
       <w:pPr>
         <w:pStyle w:val="Heading2"/>
-        <w:ind w:hanging="0" w:left="0"/>
-        <w:rPr/>
-      </w:pPr>
-      <w:r>
-        <w:rPr/>
-        <w:t>Heading 2</w:t>
+        <w:numPr>
+          <w:ilvl w:val="1"/>
+          <w:numId w:val="1"/>
+        </w:numPr>
+        <w:rPr/>
+      </w:pPr>
+      <w:r>
+        <w:rPr/>
+        <w:t xml:space="preserve">Heading 2 </w:t>
+      </w:r>
+      <w:r>
+        <w:rPr/>
+        <w:t>with hanging indent if the section heading is longer than one line</w:t>
       </w:r>
     </w:p>
     <w:p>
       <w:pPr>
         <w:pStyle w:val="Heading3"/>
-        <w:ind w:hanging="0" w:left="0"/>
-        <w:rPr/>
-      </w:pPr>
-      <w:r>
-        <w:rPr/>
-        <w:t>Heading 3</w:t>
+        <w:numPr>
+          <w:ilvl w:val="2"/>
+          <w:numId w:val="1"/>
+        </w:numPr>
+        <w:rPr/>
+      </w:pPr>
+      <w:r>
+        <w:rPr/>
+        <w:t xml:space="preserve">Heading 3 </w:t>
+      </w:r>
+      <w:r>
+        <w:rPr/>
+        <w:t>with hanging indent if the section heading is longer than one line</w:t>
       </w:r>
     </w:p>
     <w:p>
@@ -253,6 +270,7 @@
             <w:r>
               <w:rPr>
                 <w:rFonts w:eastAsia="Cambria" w:cs=""/>
+                <w:i/>
                 <w:color w:val="auto"/>
                 <w:kern w:val="0"/>
                 <w:sz w:val="24"/>
@@ -264,6 +282,7 @@
             <w:r>
               <w:rPr>
                 <w:rFonts w:eastAsia="Cambria" w:cs=""/>
+                <w:i/>
                 <w:color w:val="auto"/>
                 <w:kern w:val="0"/>
                 <w:sz w:val="24"/>
@@ -301,6 +320,7 @@
             <w:r>
               <w:rPr>
                 <w:rFonts w:eastAsia="Cambria" w:cs=""/>
+                <w:i/>
                 <w:color w:val="auto"/>
                 <w:kern w:val="0"/>
                 <w:sz w:val="24"/>
@@ -312,6 +332,7 @@
             <w:r>
               <w:rPr>
                 <w:rFonts w:eastAsia="Cambria" w:cs=""/>
+                <w:i/>
                 <w:color w:val="auto"/>
                 <w:kern w:val="0"/>
                 <w:sz w:val="24"/>
@@ -337,14 +358,21 @@
               <w:suppressAutoHyphens w:val="true"/>
               <w:spacing w:before="36" w:after="36"/>
               <w:jc w:val="left"/>
-              <w:rPr/>
+              <w:rPr>
+                <w:i/>
+                <w:i/>
+              </w:rPr>
             </w:pPr>
             <w:r>
-              <w:rPr/>
+              <w:rPr>
+                <w:i/>
+              </w:rPr>
               <w:t xml:space="preserve"> </w:t>
             </w:r>
             <w:r>
-              <w:rPr/>
+              <w:rPr>
+                <w:i/>
+              </w:rPr>
               <w:t>1</w:t>
             </w:r>
           </w:p>
@@ -373,6 +401,7 @@
             <w:r>
               <w:rPr>
                 <w:rFonts w:eastAsia="Cambria" w:cs=""/>
+                <w:i/>
                 <w:color w:val="auto"/>
                 <w:kern w:val="0"/>
                 <w:sz w:val="24"/>
@@ -384,6 +413,7 @@
             <w:r>
               <w:rPr>
                 <w:rFonts w:eastAsia="Cambria" w:cs=""/>
+                <w:i/>
                 <w:color w:val="auto"/>
                 <w:kern w:val="0"/>
                 <w:sz w:val="24"/>
@@ -660,6 +690,143 @@
   <w:abstractNum w:abstractNumId="1">
     <w:lvl w:ilvl="0">
       <w:start w:val="1"/>
+      <w:numFmt w:val="decimal"/>
+      <w:lvlText w:val=" %1 "/>
+      <w:lvlJc w:val="left"/>
+      <w:pPr>
+        <w:tabs>
+          <w:tab w:val="num" w:pos="360"/>
+        </w:tabs>
+        <w:ind w:left="360" w:hanging="360"/>
+      </w:pPr>
+      <w:rPr>
+        <w:rFonts w:ascii="Crimson Text" w:hAnsi="Crimson Text"/>
+      </w:rPr>
+    </w:lvl>
+    <w:lvl w:ilvl="1">
+      <w:start w:val="1"/>
+      <w:numFmt w:val="decimal"/>
+      <w:lvlText w:val=" %1.%2 "/>
+      <w:lvlJc w:val="left"/>
+      <w:pPr>
+        <w:tabs>
+          <w:tab w:val="num" w:pos="864"/>
+        </w:tabs>
+        <w:ind w:left="864" w:hanging="504"/>
+      </w:pPr>
+      <w:rPr>
+        <w:rFonts w:ascii="Crimson Text" w:hAnsi="Crimson Text"/>
+      </w:rPr>
+    </w:lvl>
+    <w:lvl w:ilvl="2">
+      <w:start w:val="1"/>
+      <w:numFmt w:val="decimal"/>
+      <w:lvlText w:val=" %1.%2.%3 "/>
+      <w:lvlJc w:val="left"/>
+      <w:pPr>
+        <w:tabs>
+          <w:tab w:val="num" w:pos="1296"/>
+        </w:tabs>
+        <w:ind w:left="1296" w:hanging="576"/>
+      </w:pPr>
+      <w:rPr>
+        <w:rFonts w:ascii="Crimson Text" w:hAnsi="Crimson Text"/>
+      </w:rPr>
+    </w:lvl>
+    <w:lvl w:ilvl="3">
+      <w:start w:val="1"/>
+      <w:numFmt w:val="decimal"/>
+      <w:lvlText w:val=" %1.%2.%3.%4 "/>
+      <w:lvlJc w:val="left"/>
+      <w:pPr>
+        <w:tabs>
+          <w:tab w:val="num" w:pos="1588"/>
+        </w:tabs>
+        <w:ind w:left="1945" w:hanging="397"/>
+      </w:pPr>
+      <w:rPr>
+        <w:rFonts w:ascii="Crimson Text" w:hAnsi="Crimson Text"/>
+      </w:rPr>
+    </w:lvl>
+    <w:lvl w:ilvl="4">
+      <w:start w:val="1"/>
+      <w:numFmt w:val="decimal"/>
+      <w:lvlText w:val=" %1.%2.%3.%4.%5 "/>
+      <w:lvlJc w:val="left"/>
+      <w:pPr>
+        <w:tabs>
+          <w:tab w:val="num" w:pos="1985"/>
+        </w:tabs>
+        <w:ind w:left="2342" w:hanging="397"/>
+      </w:pPr>
+      <w:rPr>
+        <w:rFonts w:ascii="Crimson Text" w:hAnsi="Crimson Text"/>
+      </w:rPr>
+    </w:lvl>
+    <w:lvl w:ilvl="5">
+      <w:start w:val="1"/>
+      <w:numFmt w:val="decimal"/>
+      <w:lvlText w:val=" %1.%2.%3.%4.%5.%6 "/>
+      <w:lvlJc w:val="left"/>
+      <w:pPr>
+        <w:tabs>
+          <w:tab w:val="num" w:pos="2381"/>
+        </w:tabs>
+        <w:ind w:left="2738" w:hanging="397"/>
+      </w:pPr>
+      <w:rPr>
+        <w:rFonts w:ascii="Crimson Text" w:hAnsi="Crimson Text"/>
+      </w:rPr>
+    </w:lvl>
+    <w:lvl w:ilvl="6">
+      <w:start w:val="1"/>
+      <w:numFmt w:val="decimal"/>
+      <w:lvlText w:val=" %1.%2.%3.%4.%5.%6.%7 "/>
+      <w:lvlJc w:val="left"/>
+      <w:pPr>
+        <w:tabs>
+          <w:tab w:val="num" w:pos="2778"/>
+        </w:tabs>
+        <w:ind w:left="3135" w:hanging="397"/>
+      </w:pPr>
+      <w:rPr>
+        <w:rFonts w:ascii="Crimson Text" w:hAnsi="Crimson Text"/>
+      </w:rPr>
+    </w:lvl>
+    <w:lvl w:ilvl="7">
+      <w:start w:val="1"/>
+      <w:numFmt w:val="decimal"/>
+      <w:lvlText w:val=" %1.%2.%3.%4.%5.%6.%7.%8 "/>
+      <w:lvlJc w:val="left"/>
+      <w:pPr>
+        <w:tabs>
+          <w:tab w:val="num" w:pos="3175"/>
+        </w:tabs>
+        <w:ind w:left="3532" w:hanging="397"/>
+      </w:pPr>
+      <w:rPr>
+        <w:rFonts w:ascii="Crimson Text" w:hAnsi="Crimson Text"/>
+      </w:rPr>
+    </w:lvl>
+    <w:lvl w:ilvl="8">
+      <w:start w:val="1"/>
+      <w:numFmt w:val="decimal"/>
+      <w:lvlText w:val=" %1.%2.%3.%4.%5.%6.%7.%8.%9 "/>
+      <w:lvlJc w:val="left"/>
+      <w:pPr>
+        <w:tabs>
+          <w:tab w:val="num" w:pos="3572"/>
+        </w:tabs>
+        <w:ind w:left="3929" w:hanging="397"/>
+      </w:pPr>
+      <w:rPr>
+        <w:rFonts w:ascii="Crimson Text" w:hAnsi="Crimson Text"/>
+      </w:rPr>
+    </w:lvl>
+  </w:abstractNum>
+  <w:abstractNum w:abstractNumId="2">
+    <w:lvl w:ilvl="0">
+      <w:start w:val="1"/>
       <w:numFmt w:val="none"/>
       <w:suff w:val="nothing"/>
       <w:lvlText w:val=""/>
@@ -670,6 +837,7 @@
         </w:tabs>
         <w:ind w:left="0" w:hanging="0"/>
       </w:pPr>
+      <w:rPr/>
     </w:lvl>
     <w:lvl w:ilvl="1">
       <w:start w:val="1"/>
@@ -683,6 +851,7 @@
         </w:tabs>
         <w:ind w:left="0" w:hanging="0"/>
       </w:pPr>
+      <w:rPr/>
     </w:lvl>
     <w:lvl w:ilvl="2">
       <w:start w:val="1"/>
@@ -696,6 +865,7 @@
         </w:tabs>
         <w:ind w:left="0" w:hanging="0"/>
       </w:pPr>
+      <w:rPr/>
     </w:lvl>
     <w:lvl w:ilvl="3">
       <w:start w:val="1"/>
@@ -709,6 +879,7 @@
         </w:tabs>
         <w:ind w:left="0" w:hanging="0"/>
       </w:pPr>
+      <w:rPr/>
     </w:lvl>
     <w:lvl w:ilvl="4">
       <w:start w:val="1"/>
@@ -722,6 +893,7 @@
         </w:tabs>
         <w:ind w:left="0" w:hanging="0"/>
       </w:pPr>
+      <w:rPr/>
     </w:lvl>
     <w:lvl w:ilvl="5">
       <w:start w:val="1"/>
@@ -735,6 +907,7 @@
         </w:tabs>
         <w:ind w:left="0" w:hanging="0"/>
       </w:pPr>
+      <w:rPr/>
     </w:lvl>
     <w:lvl w:ilvl="6">
       <w:start w:val="1"/>
@@ -748,6 +921,7 @@
         </w:tabs>
         <w:ind w:left="0" w:hanging="0"/>
       </w:pPr>
+      <w:rPr/>
     </w:lvl>
     <w:lvl w:ilvl="7">
       <w:start w:val="1"/>
@@ -761,6 +935,7 @@
         </w:tabs>
         <w:ind w:left="0" w:hanging="0"/>
       </w:pPr>
+      <w:rPr/>
     </w:lvl>
     <w:lvl w:ilvl="8">
       <w:start w:val="1"/>
@@ -774,10 +949,136 @@
         </w:tabs>
         <w:ind w:left="0" w:hanging="0"/>
       </w:pPr>
+      <w:rPr/>
+    </w:lvl>
+  </w:abstractNum>
+  <w:abstractNum w:abstractNumId="3">
+    <w:lvl w:ilvl="0">
+      <w:start w:val="1"/>
+      <w:numFmt w:val="none"/>
+      <w:suff w:val="nothing"/>
+      <w:lvlText w:val=""/>
+      <w:lvlJc w:val="left"/>
+      <w:pPr>
+        <w:tabs>
+          <w:tab w:val="num" w:pos="0"/>
+        </w:tabs>
+        <w:ind w:left="0" w:hanging="0"/>
+      </w:pPr>
+    </w:lvl>
+    <w:lvl w:ilvl="1">
+      <w:start w:val="1"/>
+      <w:numFmt w:val="none"/>
+      <w:suff w:val="nothing"/>
+      <w:lvlText w:val=""/>
+      <w:lvlJc w:val="left"/>
+      <w:pPr>
+        <w:tabs>
+          <w:tab w:val="num" w:pos="0"/>
+        </w:tabs>
+        <w:ind w:left="0" w:hanging="0"/>
+      </w:pPr>
+    </w:lvl>
+    <w:lvl w:ilvl="2">
+      <w:start w:val="1"/>
+      <w:numFmt w:val="none"/>
+      <w:suff w:val="nothing"/>
+      <w:lvlText w:val=""/>
+      <w:lvlJc w:val="left"/>
+      <w:pPr>
+        <w:tabs>
+          <w:tab w:val="num" w:pos="0"/>
+        </w:tabs>
+        <w:ind w:left="0" w:hanging="0"/>
+      </w:pPr>
+    </w:lvl>
+    <w:lvl w:ilvl="3">
+      <w:start w:val="1"/>
+      <w:numFmt w:val="none"/>
+      <w:suff w:val="nothing"/>
+      <w:lvlText w:val=""/>
+      <w:lvlJc w:val="left"/>
+      <w:pPr>
+        <w:tabs>
+          <w:tab w:val="num" w:pos="0"/>
+        </w:tabs>
+        <w:ind w:left="0" w:hanging="0"/>
+      </w:pPr>
+    </w:lvl>
+    <w:lvl w:ilvl="4">
+      <w:start w:val="1"/>
+      <w:numFmt w:val="none"/>
+      <w:suff w:val="nothing"/>
+      <w:lvlText w:val=""/>
+      <w:lvlJc w:val="left"/>
+      <w:pPr>
+        <w:tabs>
+          <w:tab w:val="num" w:pos="0"/>
+        </w:tabs>
+        <w:ind w:left="0" w:hanging="0"/>
+      </w:pPr>
+    </w:lvl>
+    <w:lvl w:ilvl="5">
+      <w:start w:val="1"/>
+      <w:numFmt w:val="none"/>
+      <w:suff w:val="nothing"/>
+      <w:lvlText w:val=""/>
+      <w:lvlJc w:val="left"/>
+      <w:pPr>
+        <w:tabs>
+          <w:tab w:val="num" w:pos="0"/>
+        </w:tabs>
+        <w:ind w:left="0" w:hanging="0"/>
+      </w:pPr>
+    </w:lvl>
+    <w:lvl w:ilvl="6">
+      <w:start w:val="1"/>
+      <w:numFmt w:val="none"/>
+      <w:suff w:val="nothing"/>
+      <w:lvlText w:val=""/>
+      <w:lvlJc w:val="left"/>
+      <w:pPr>
+        <w:tabs>
+          <w:tab w:val="num" w:pos="0"/>
+        </w:tabs>
+        <w:ind w:left="0" w:hanging="0"/>
+      </w:pPr>
+    </w:lvl>
+    <w:lvl w:ilvl="7">
+      <w:start w:val="1"/>
+      <w:numFmt w:val="none"/>
+      <w:suff w:val="nothing"/>
+      <w:lvlText w:val=""/>
+      <w:lvlJc w:val="left"/>
+      <w:pPr>
+        <w:tabs>
+          <w:tab w:val="num" w:pos="0"/>
+        </w:tabs>
+        <w:ind w:left="0" w:hanging="0"/>
+      </w:pPr>
+    </w:lvl>
+    <w:lvl w:ilvl="8">
+      <w:start w:val="1"/>
+      <w:numFmt w:val="none"/>
+      <w:suff w:val="nothing"/>
+      <w:lvlText w:val=""/>
+      <w:lvlJc w:val="left"/>
+      <w:pPr>
+        <w:tabs>
+          <w:tab w:val="num" w:pos="0"/>
+        </w:tabs>
+        <w:ind w:left="0" w:hanging="0"/>
+      </w:pPr>
     </w:lvl>
   </w:abstractNum>
   <w:num w:numId="1">
     <w:abstractNumId w:val="1"/>
+  </w:num>
+  <w:num w:numId="2">
+    <w:abstractNumId w:val="2"/>
+  </w:num>
+  <w:num w:numId="3">
+    <w:abstractNumId w:val="3"/>
   </w:num>
 </w:numbering>
 </file>
@@ -828,7 +1129,16 @@
     <w:pPr>
       <w:keepNext w:val="true"/>
       <w:keepLines/>
+      <w:widowControl w:val="false"/>
+      <w:numPr>
+        <w:ilvl w:val="0"/>
+        <w:numId w:val="1"/>
+      </w:numPr>
+      <w:suppressAutoHyphens w:val="true"/>
+      <w:bidi w:val="0"/>
       <w:spacing w:before="475" w:after="173"/>
+      <w:ind w:hanging="0" w:left="0" w:right="0"/>
+      <w:jc w:val="left"/>
       <w:outlineLvl w:val="0"/>
     </w:pPr>
     <w:rPr>
@@ -850,6 +1160,10 @@
     <w:pPr>
       <w:keepNext w:val="true"/>
       <w:keepLines/>
+      <w:numPr>
+        <w:ilvl w:val="1"/>
+        <w:numId w:val="1"/>
+      </w:numPr>
       <w:spacing w:before="259" w:after="173"/>
       <w:outlineLvl w:val="1"/>
     </w:pPr>
@@ -874,6 +1188,10 @@
     <w:pPr>
       <w:keepNext w:val="true"/>
       <w:keepLines/>
+      <w:numPr>
+        <w:ilvl w:val="2"/>
+        <w:numId w:val="1"/>
+      </w:numPr>
       <w:spacing w:before="259" w:after="173"/>
       <w:outlineLvl w:val="2"/>
     </w:pPr>
@@ -1074,6 +1392,7 @@
     <w:qFormat/>
     <w:rPr>
       <w:rFonts w:ascii="Crimson Text" w:hAnsi="Crimson Text"/>
+      <w:vertAlign w:val="superscript"/>
     </w:rPr>
   </w:style>
   <w:style w:type="character" w:styleId="EndnoteReference">
@@ -1954,7 +2273,7 @@
     <w:pPr>
       <w:numPr>
         <w:ilvl w:val="8"/>
-        <w:numId w:val="1"/>
+        <w:numId w:val="2"/>
       </w:numPr>
       <w:spacing w:before="60" w:after="60"/>
       <w:outlineLvl w:val="8"/>
